--- a/01_Regles_Procés.docx
+++ b/01_Regles_Procés.docx
@@ -46,7 +46,7 @@
         <w:pStyle w:val="ListBullet"/>
       </w:pPr>
       <w:r>
-        <w:t>"Radiòlegs": llista mestra de tots els professionals amb el seu rol assignat.</w:t>
+        <w:t>"Radiòlegs": llista mestra de tots els professionals amb el seu rol assignat (columna B) i si fan guàrdies aquest mes (columna E, "Actiu aquest mes").</w:t>
       </w:r>
     </w:p>
     <w:p>
@@ -54,7 +54,7 @@
         <w:pStyle w:val="ListBullet"/>
       </w:pPr>
       <w:r>
-        <w:t>"Vacances": per a cada professional i dia del mes, codi V/C/G/X si aplica.</w:t>
+        <w:t>"Vacances": per a cada professional i dia del mes, codi V/B/C/G/X si aplica.</w:t>
       </w:r>
     </w:p>
     <w:p>
@@ -114,7 +114,29 @@
           </w:tcPr>
           <w:p>
             <w:r>
-              <w:t>Vacances. No es pot assignar guàrdia aquell dia.</w:t>
+              <w:t>Vacances. No es pot assignar guàrdia aquell dia. En acabar l'absència, el professional té 2 dies més de marge de reincorporació.</w:t>
+            </w:r>
+          </w:p>
+        </w:tc>
+      </w:tr>
+      <w:tr>
+        <w:tc>
+          <w:tcPr>
+            <w:tcW w:type="dxa" w:w="4320"/>
+          </w:tcPr>
+          <w:p>
+            <w:r>
+              <w:t>B</w:t>
+            </w:r>
+          </w:p>
+        </w:tc>
+        <w:tc>
+          <w:tcPr>
+            <w:tcW w:type="dxa" w:w="4320"/>
+          </w:tcPr>
+          <w:p>
+            <w:r>
+              <w:t>Baixa. Comportament idèntic al codi V: bloqueja el dia i afegeix 2 dies de marge de reincorporació.</w:t>
             </w:r>
           </w:p>
         </w:tc>
@@ -136,7 +158,7 @@
           </w:tcPr>
           <w:p>
             <w:r>
-              <w:t>Congrés. No es pot assignar guàrdia aquell dia.</w:t>
+              <w:t>Congrés. No es pot assignar guàrdia aquell dia. No genera marge de reincorporació.</w:t>
             </w:r>
           </w:p>
         </w:tc>
@@ -1284,6 +1306,83 @@
         <w:t>Durada del període "nou-incorporat" — quant dura, típicament? Qui decideix quan es promou a "rotador"? Documentar el criteri.</w:t>
       </w:r>
     </w:p>
+    <w:p>
+      <w:pPr>
+        <w:pStyle w:val="Heading1"/>
+      </w:pPr>
+      <w:r>
+        <w:t xml:space="preserve">Annex — Actualitzacions v2.1</w:t>
+      </w:r>
+    </w:p>
+    <w:p>
+      <w:pPr>
+        <w:pStyle w:val="Heading2"/>
+      </w:pPr>
+      <w:r>
+        <w:t xml:space="preserve">A. Columna E "Actiu aquest mes" (pestanya Radiòlegs)</w:t>
+      </w:r>
+    </w:p>
+    <w:p>
+      <w:r>
+        <w:t xml:space="preserve">Serveix per treure un professional del planning NOMÉS durant el mes en curs, sense haver d'esborrar ni tornar a afegir la seva fila a la llista mestra.</w:t>
+      </w:r>
+    </w:p>
+    <w:p>
+      <w:r>
+        <w:t xml:space="preserve">• "Sí" o cel·la buida: el professional participa normalment.</w:t>
+      </w:r>
+    </w:p>
+    <w:p>
+      <w:r>
+        <w:t xml:space="preserve">• "No": queda exclòs de la roda, del grup de nou-incorporats i dels perfils especials (sun-nit-only, weekend-day-only). Si té un torn fix assignat a la pestanya Configuració, el planning hi escriurà [SUBSTITUIR — Nom: NO actiu aquest mes], de manera que la tècnica sap que ha de cobrir aquell forat manualment.</w:t>
+      </w:r>
+    </w:p>
+    <w:p>
+      <w:r>
+        <w:t xml:space="preserve">El mes següent n'hi ha prou amb tornar a posar "Sí". La llista mestra de professionals no s'ha de tocar mai per aquest motiu.</w:t>
+      </w:r>
+    </w:p>
+    <w:p>
+      <w:pPr>
+        <w:pStyle w:val="Heading2"/>
+      </w:pPr>
+      <w:r>
+        <w:t xml:space="preserve">B. Codi B = Baixa</w:t>
+      </w:r>
+    </w:p>
+    <w:p>
+      <w:r>
+        <w:t xml:space="preserve">S'afegeix el codi B a la pestanya Vacances, amb un comportament idèntic al codi V: bloqueja el dia i genera marge de reincorporació. Es fa servir per a baixes laborals, permisos i qualsevol absència perllongada que no siguin vacances.</w:t>
+      </w:r>
+    </w:p>
+    <w:p>
+      <w:pPr>
+        <w:pStyle w:val="Heading2"/>
+      </w:pPr>
+      <w:r>
+        <w:t xml:space="preserve">C. Marge de reincorporació de 3 dies</w:t>
+      </w:r>
+    </w:p>
+    <w:p>
+      <w:r>
+        <w:t xml:space="preserve">Fins ara, un professional absent durant la roda hi tornava a entrar l'endemà mateix de la darrera jornada d'absència. A partir d'aquesta versió, quan una absència V o B acaba el dia D, el professional torna a estar disponible el dia D+3: es bloquegen els dies D+1 i D+2 per donar-li temps de reincorporar-se.</w:t>
+      </w:r>
+    </w:p>
+    <w:p>
+      <w:r>
+        <w:t xml:space="preserve">El professional NO perd el torn. Igual que abans, es manté al davant de la cua fins que estigui disponible, de manera que la rotació segueix sent equitativa.</w:t>
+      </w:r>
+    </w:p>
+    <w:p>
+      <w:r>
+        <w:t xml:space="preserve">Els codis C (congrés) i G (guàrdia externa) no generen marge: C bloqueja només el dia i G ja bloqueja el dia anterior i el posterior.</w:t>
+      </w:r>
+    </w:p>
+    <w:p>
+      <w:r>
+        <w:t xml:space="preserve">El nombre de dies és un únic paràmetre configurable al codi (DIES_REINCORPORACIO a app/planning_generator.py). El valor 1 restaura el comportament anterior.</w:t>
+      </w:r>
+    </w:p>
     <w:sectPr>
       <w:pgSz w:w="12240" w:h="15840"/>
       <w:pgMar w:top="1440" w:right="1800" w:bottom="1440" w:left="1800" w:header="720" w:footer="720" w:gutter="0"/>

--- a/01_Regles_Procés.docx
+++ b/01_Regles_Procés.docx
@@ -54,7 +54,7 @@
         <w:pStyle w:val="ListBullet"/>
       </w:pPr>
       <w:r>
-        <w:t>"Vacances": per a cada professional i dia del mes, codi V/B/C/G/X si aplica.</w:t>
+        <w:t>"Vacances": per a cada professional i dia del període (setmanes completes), codi V/B/C/G/X si aplica.</w:t>
       </w:r>
     </w:p>
     <w:p>
@@ -1383,6 +1383,83 @@
         <w:t xml:space="preserve">El nombre de dies és un únic paràmetre configurable al codi (DIES_REINCORPORACIO a app/planning_generator.py). El valor 1 restaura el comportament anterior.</w:t>
       </w:r>
     </w:p>
+    <w:p>
+      <w:pPr>
+        <w:pStyle w:val="Heading1"/>
+      </w:pPr>
+      <w:r>
+        <w:t xml:space="preserve">Annex — Actualitzacions v3: planning per setmanes completes</w:t>
+      </w:r>
+    </w:p>
+    <w:p>
+      <w:pPr>
+        <w:pStyle w:val="Heading2"/>
+      </w:pPr>
+      <w:r>
+        <w:t xml:space="preserve">D. Període del planning</w:t>
+      </w:r>
+    </w:p>
+    <w:p>
+      <w:r>
+        <w:t xml:space="preserve">Cada planning mensual està format per setmanes completes, de dilluns a diumenge. Una setmana pertany al mes en què cau el seu dilluns. El planning d'un mes va, doncs, del primer dilluns del mes al diumenge anterior al primer dilluns del mes següent: té 4 o 5 setmanes, no inclou mai dies del mes anterior i pot acabar els primers dies del mes següent.</w:t>
+      </w:r>
+    </w:p>
+    <w:p>
+      <w:r>
+        <w:t xml:space="preserve">Exemples: novembre 2026 = dl 02/11 → dg 06/12; desembre 2026 = dl 07/12/2026 → dg 03/01/2027; gener 2027 = dl 04/01 → dg 31/01.</w:t>
+      </w:r>
+    </w:p>
+    <w:p>
+      <w:r>
+        <w:t xml:space="preserve">Objectiu: que cada setmana sencera sigui dins d'un sol planning, perquè els recordatoris i els enviaments setmanals no quedin partits entre dos fitxers.</w:t>
+      </w:r>
+    </w:p>
+    <w:p>
+      <w:r>
+        <w:t xml:space="preserve">Transició: l'octubre de 2026 es va planificar per mes natural i acaba dissabte 31/10. El planning de novembre de 2026 comença el diumenge 1/11 com a dia pont i, a partir d'aquí, tots van per setmanes completes.</w:t>
+      </w:r>
+    </w:p>
+    <w:p>
+      <w:pPr>
+        <w:pStyle w:val="Heading2"/>
+      </w:pPr>
+      <w:r>
+        <w:t xml:space="preserve">E. Regles que no canvien</w:t>
+      </w:r>
+    </w:p>
+    <w:p>
+      <w:r>
+        <w:t xml:space="preserve">• El fix del primer dimecres continua sent el primer dimecres del mes natural (dies 1 a 7). Si cau dins del planning del mes anterior (p. ex. dc 02/12/2026, dins del de novembre), s'hi aplica igualment. Un període pot tenir, per tant, dos primers dimecres o cap.</w:t>
+      </w:r>
+    </w:p>
+    <w:p>
+      <w:r>
+        <w:t xml:space="preserve">• La roda alfabètica, els perfils especials, els festius i els codis V/B/C/G/X funcionen igual, dia a dia, sobre totes les dates del període.</w:t>
+      </w:r>
+    </w:p>
+    <w:p>
+      <w:pPr>
+        <w:pStyle w:val="Heading2"/>
+      </w:pPr>
+      <w:r>
+        <w:t xml:space="preserve">F. Plantilles mensuals</w:t>
+      </w:r>
+    </w:p>
+    <w:p>
+      <w:r>
+        <w:t xml:space="preserve">Cada mes té una plantilla d'entrada i un planning buit. A l'entrada, la pestanya Vacances té una columna per data del període. La fila Festiu porta ja marcats amb F els festius oficials de Catalunya (2026 i 2027 verificats al DOGC). Les dues primeres columnes, en gris, són els dos últims dies del període anterior: s'hi marca V o B només si l'absència ja venia d'abans, perquè el marge de reincorporació s'apliqui també a l'inici del període.</w:t>
+      </w:r>
+    </w:p>
+    <w:p>
+      <w:r>
+        <w:t xml:space="preserve">En generar un planning, l'app ofereix l'entrada del mes següent ja preparada: mateixos radiòlegs, rols, Actiu i configuració, el primer de la roda calculat (el següent alfabètic de l'últim que ha fet guàrdia) i els festius marcats.</w:t>
+      </w:r>
+    </w:p>
+    <w:p>
+      <w:r>
+        <w:t xml:space="preserve">El planning de sortida té una pestanya per setmana (Setmana NN (dd mmm-dd mmm)). Si un dia de la setmana queda fora del període, surt en gris i no s'omple.</w:t>
+      </w:r>
+    </w:p>
     <w:sectPr>
       <w:pgSz w:w="12240" w:h="15840"/>
       <w:pgMar w:top="1440" w:right="1800" w:bottom="1440" w:left="1800" w:header="720" w:footer="720" w:gutter="0"/>
